--- a/00-首页/题组Word/习题书/附录-常用理化常数与数据表-学生版-打印版.docx
+++ b/00-首页/题组Word/习题书/附录-常用理化常数与数据表-学生版-打印版.docx
@@ -119,7 +119,7 @@
         </w:rPr>
         <w:drawing>
           <wp:inline>
-            <wp:extent cx="3600000" cy="2197638"/>
+            <wp:extent cx="3593927" cy="2197638"/>
             <wp:effectExtent b="0" l="0" r="0" t="0"/>
             <wp:docPr descr="" title="" id="13" name="Picture"/>
             <a:graphic>
@@ -140,7 +140,7 @@
                   <pic:spPr bwMode="auto">
                     <a:xfrm>
                       <a:off x="0" y="0"/>
-                      <a:ext cx="3600000" cy="2197638"/>
+                      <a:ext cx="3593927" cy="2197638"/>
                     </a:xfrm>
                     <a:prstGeom prst="rect">
                       <a:avLst/>

--- a/00-首页/题组Word/习题书/附录-常用理化常数与数据表-学生版-打印版.docx
+++ b/00-首页/题组Word/习题书/附录-常用理化常数与数据表-学生版-打印版.docx
@@ -5,10 +5,200 @@
     <w:bookmarkStart w:id="34" w:name="附录-常用理化常数与数据表"/>
     <w:p>
       <w:pPr>
+        <w:spacing w:after="1800" w:before="1200" w:line="276" w:lineRule="auto"/>
+        <w:jc w:val="center"/>
+      </w:pPr>
+    </w:p>
+    <w:p>
+      <w:pPr>
+        <w:spacing w:after="320" w:before="0" w:line="276" w:lineRule="auto"/>
+        <w:jc w:val="center"/>
+      </w:pPr>
+      <w:r>
+        <w:rPr>
+          <w:rFonts w:ascii="Times New Roman" w:hAnsi="Times New Roman" w:eastAsia="SimHei" w:cs="Times New Roman"/>
+          <w:b/>
+          <w:color w:val="17324D"/>
+          <w:sz w:val="64"/>
+        </w:rPr>
+        <w:t>化学竞赛习题册</w:t>
+      </w:r>
+    </w:p>
+    <w:p>
+      <w:pPr>
+        <w:spacing w:after="120" w:before="0" w:line="276" w:lineRule="auto"/>
+        <w:jc w:val="center"/>
+      </w:pPr>
+      <w:r>
+        <w:rPr>
+          <w:rFonts w:ascii="Times New Roman" w:hAnsi="Times New Roman" w:eastAsia="SimHei" w:cs="Times New Roman"/>
+          <w:b w:val="0"/>
+          <w:color w:val="5B6975"/>
+          <w:sz w:val="32"/>
+        </w:rPr>
+        <w:t>习题书</w:t>
+      </w:r>
+      <w:r>
+        <w:rPr>
+          <w:rFonts w:ascii="Times New Roman" w:hAnsi="Times New Roman" w:eastAsia="Times New Roman" w:cs="Times New Roman"/>
+          <w:b w:val="0"/>
+          <w:color w:val="5B6975"/>
+          <w:sz w:val="32"/>
+        </w:rPr>
+        <w:t>-</w:t>
+      </w:r>
+      <w:r>
+        <w:rPr>
+          <w:rFonts w:ascii="Times New Roman" w:hAnsi="Times New Roman" w:eastAsia="SimHei" w:cs="Times New Roman"/>
+          <w:b w:val="0"/>
+          <w:color w:val="5B6975"/>
+          <w:sz w:val="32"/>
+        </w:rPr>
+        <w:t>学生版</w:t>
+      </w:r>
+    </w:p>
+    <w:p>
+      <w:pPr>
+        <w:spacing w:after="600" w:before="0" w:line="276" w:lineRule="auto"/>
+        <w:jc w:val="center"/>
+      </w:pPr>
+      <w:r>
+        <w:rPr>
+          <w:rFonts w:ascii="Times New Roman" w:hAnsi="Times New Roman" w:eastAsia="SimHei" w:cs="Times New Roman"/>
+          <w:b/>
+          <w:color w:val="17324D"/>
+          <w:sz w:val="44"/>
+        </w:rPr>
+        <w:t>附录</w:t>
+      </w:r>
+      <w:r>
+        <w:rPr>
+          <w:rFonts w:ascii="Times New Roman" w:hAnsi="Times New Roman" w:eastAsia="Times New Roman" w:cs="Times New Roman"/>
+          <w:b/>
+          <w:color w:val="17324D"/>
+          <w:sz w:val="44"/>
+        </w:rPr>
+        <w:t>-</w:t>
+      </w:r>
+      <w:r>
+        <w:rPr>
+          <w:rFonts w:ascii="Times New Roman" w:hAnsi="Times New Roman" w:eastAsia="SimHei" w:cs="Times New Roman"/>
+          <w:b/>
+          <w:color w:val="17324D"/>
+          <w:sz w:val="44"/>
+        </w:rPr>
+        <w:t>常用理化常数与数据表</w:t>
+      </w:r>
+    </w:p>
+    <w:p>
+      <w:pPr>
+        <w:spacing w:after="600" w:before="120" w:line="276" w:lineRule="auto"/>
+        <w:jc w:val="center"/>
+        <w:pBdr>
+          <w:bottom w:val="single" w:sz="8" w:space="4" w:color="4A6577"/>
+        </w:pBdr>
+      </w:pPr>
+    </w:p>
+    <w:p>
+      <w:pPr>
+        <w:spacing w:after="160" w:before="0" w:line="276" w:lineRule="auto"/>
+        <w:jc w:val="center"/>
+      </w:pPr>
+      <w:r>
+        <w:rPr>
+          <w:rFonts w:ascii="Times New Roman" w:hAnsi="Times New Roman" w:eastAsia="FangSong" w:cs="Times New Roman"/>
+          <w:b w:val="0"/>
+          <w:color w:val="5B6975"/>
+          <w:sz w:val="24"/>
+        </w:rPr>
+        <w:t>版本</w:t>
+      </w:r>
+      <w:r>
+        <w:rPr>
+          <w:rFonts w:ascii="Times New Roman" w:hAnsi="Times New Roman" w:eastAsia="Times New Roman" w:cs="Times New Roman"/>
+          <w:b w:val="0"/>
+          <w:color w:val="5B6975"/>
+          <w:sz w:val="24"/>
+        </w:rPr>
+        <w:t>：</w:t>
+      </w:r>
+      <w:r>
+        <w:rPr>
+          <w:rFonts w:ascii="Times New Roman" w:hAnsi="Times New Roman" w:eastAsia="FangSong" w:cs="Times New Roman"/>
+          <w:b w:val="0"/>
+          <w:color w:val="5B6975"/>
+          <w:sz w:val="24"/>
+        </w:rPr>
+        <w:t>学生版</w:t>
+      </w:r>
+      <w:r>
+        <w:rPr>
+          <w:rFonts w:ascii="Times New Roman" w:hAnsi="Times New Roman" w:eastAsia="Times New Roman" w:cs="Times New Roman"/>
+          <w:b w:val="0"/>
+          <w:color w:val="5B6975"/>
+          <w:sz w:val="24"/>
+        </w:rPr>
+        <w:t>（</w:t>
+      </w:r>
+      <w:r>
+        <w:rPr>
+          <w:rFonts w:ascii="Times New Roman" w:hAnsi="Times New Roman" w:eastAsia="FangSong" w:cs="Times New Roman"/>
+          <w:b w:val="0"/>
+          <w:color w:val="5B6975"/>
+          <w:sz w:val="24"/>
+        </w:rPr>
+        <w:t>无答案</w:t>
+      </w:r>
+      <w:r>
+        <w:rPr>
+          <w:rFonts w:ascii="Times New Roman" w:hAnsi="Times New Roman" w:eastAsia="Times New Roman" w:cs="Times New Roman"/>
+          <w:b w:val="0"/>
+          <w:color w:val="5B6975"/>
+          <w:sz w:val="24"/>
+        </w:rPr>
+        <w:t>）</w:t>
+      </w:r>
+    </w:p>
+    <w:p>
+      <w:pPr>
+        <w:spacing w:after="160" w:before="0" w:line="276" w:lineRule="auto"/>
+        <w:jc w:val="center"/>
+      </w:pPr>
+      <w:r>
+        <w:rPr>
+          <w:rFonts w:ascii="Times New Roman" w:hAnsi="Times New Roman" w:eastAsia="FangSong" w:cs="Times New Roman"/>
+          <w:b w:val="0"/>
+          <w:color w:val="5B6975"/>
+          <w:sz w:val="24"/>
+        </w:rPr>
+        <w:t>日期</w:t>
+      </w:r>
+      <w:r>
+        <w:rPr>
+          <w:rFonts w:ascii="Times New Roman" w:hAnsi="Times New Roman" w:eastAsia="Times New Roman" w:cs="Times New Roman"/>
+          <w:b w:val="0"/>
+          <w:color w:val="5B6975"/>
+          <w:sz w:val="24"/>
+        </w:rPr>
+        <w:t>：2026-08-31</w:t>
+      </w:r>
+    </w:p>
+    <w:p>
+      <w:pPr>
+        <w:jc w:val="center"/>
+      </w:pPr>
+      <w:r>
+        <w:rPr>
+          <w:rFonts w:ascii="Times New Roman" w:hAnsi="Times New Roman" w:eastAsia="Times New Roman" w:cs="Times New Roman"/>
+        </w:rPr>
+        <w:br w:type="page"/>
+      </w:r>
+    </w:p>
+    <w:p>
+      <w:pPr>
         <w:pStyle w:val="Heading1"/>
-        <w:spacing w:before="0" w:after="240"/>
+        <w:spacing w:before="280" w:after="120"/>
         <w:jc w:val="center"/>
-        <w:keepNext/>
       </w:pPr>
       <w:r>
         <w:rPr>
@@ -33,8 +223,7 @@
     <w:p>
       <w:pPr>
         <w:pStyle w:val="Heading2"/>
-        <w:spacing w:before="280" w:after="80"/>
-        <w:keepNext/>
+        <w:spacing w:before="280" w:after="120"/>
       </w:pPr>
       <w:r>
         <w:rPr>
@@ -164,8 +353,7 @@
     <w:p>
       <w:pPr>
         <w:pStyle w:val="Heading2"/>
-        <w:spacing w:before="280" w:after="80"/>
-        <w:keepNext/>
+        <w:spacing w:before="280" w:after="120"/>
       </w:pPr>
       <w:r>
         <w:rPr>
@@ -347,8 +535,7 @@
     <w:p>
       <w:pPr>
         <w:pStyle w:val="Heading2"/>
-        <w:spacing w:before="280" w:after="80"/>
-        <w:keepNext/>
+        <w:spacing w:before="280" w:after="120"/>
       </w:pPr>
       <w:r>
         <w:rPr>
@@ -420,8 +607,7 @@
     <w:p>
       <w:pPr>
         <w:pStyle w:val="Heading2"/>
-        <w:spacing w:before="280" w:after="80"/>
-        <w:keepNext/>
+        <w:spacing w:before="280" w:after="120"/>
       </w:pPr>
       <w:r>
         <w:rPr>
@@ -491,8 +677,8 @@
     <w:bookmarkEnd w:id="33"/>
     <w:bookmarkEnd w:id="34"/>
     <w:sectPr>
+      <w:headerReference w:type="default" r:id="rId31"/>
       <w:footerReference w:type="default" r:id="rId10"/>
-      <w:headerReference w:type="default" r:id="rId11"/>
       <w:footnotePr>
         <w:numRestart w:val="eachSect"/>
       </w:footnotePr>
@@ -511,88 +697,123 @@
 <w:ftr xmlns:m="http://schemas.openxmlformats.org/officeDocument/2006/math" xmlns:mc="http://schemas.openxmlformats.org/markup-compatibility/2006" xmlns:mo="http://schemas.microsoft.com/office/mac/office/2008/main" xmlns:mv="urn:schemas-microsoft-com:mac:vml" xmlns:o="urn:schemas-microsoft-com:office:office" xmlns:r="http://schemas.openxmlformats.org/officeDocument/2006/relationships" xmlns:v="urn:schemas-microsoft-com:vml" xmlns:w10="urn:schemas-microsoft-com:office:word" xmlns:w14="http://schemas.microsoft.com/office/word/2010/wordml" xmlns:w="http://schemas.openxmlformats.org/wordprocessingml/2006/main" xmlns:wne="http://schemas.microsoft.com/office/word/2006/wordml" xmlns:wp14="http://schemas.microsoft.com/office/word/2010/wordprocessingDrawing" xmlns:wp="http://schemas.openxmlformats.org/drawingml/2006/wordprocessingDrawing" xmlns:wpc="http://schemas.microsoft.com/office/word/2010/wordprocessingCanvas" xmlns:wpg="http://schemas.microsoft.com/office/word/2010/wordprocessingGroup" xmlns:wpi="http://schemas.microsoft.com/office/word/2010/wordprocessingInk" xmlns:wps="http://schemas.microsoft.com/office/word/2010/wordprocessingShape" mc:Ignorable="w14 wp14">
   <w:p>
     <w:pPr>
+      <w:pStyle w:val="Footer"/>
       <w:jc w:val="center"/>
     </w:pPr>
     <w:r>
       <w:rPr>
+        <w:rFonts w:ascii="Times New Roman" w:hAnsi="Times New Roman" w:eastAsia="Times New Roman" w:cs="Times New Roman"/>
+        <w:b w:val="0"/>
         <w:color w:val="000000"/>
-        <w:sz w:val="18"/>
+        <w:sz w:val="20"/>
       </w:rPr>
       <w:t xml:space="preserve">第 </w:t>
     </w:r>
     <w:r>
       <w:rPr>
+        <w:rFonts w:ascii="Times New Roman" w:hAnsi="Times New Roman" w:eastAsia="Times New Roman" w:cs="Times New Roman"/>
+        <w:b w:val="0"/>
         <w:color w:val="000000"/>
-        <w:sz w:val="18"/>
+        <w:sz w:val="20"/>
       </w:rPr>
       <w:fldChar w:fldCharType="begin"/>
     </w:r>
     <w:r>
       <w:rPr>
-        <w:sz w:val="18"/>
+        <w:rFonts w:ascii="Times New Roman" w:hAnsi="Times New Roman" w:eastAsia="Times New Roman" w:cs="Times New Roman"/>
+        <w:b w:val="0"/>
+        <w:color w:val="000000"/>
+        <w:sz w:val="20"/>
       </w:rPr>
       <w:instrText xml:space="preserve"> PAGE </w:instrText>
     </w:r>
     <w:r>
       <w:rPr>
-        <w:sz w:val="18"/>
+        <w:rFonts w:ascii="Times New Roman" w:hAnsi="Times New Roman" w:eastAsia="Times New Roman" w:cs="Times New Roman"/>
+        <w:b w:val="0"/>
+        <w:color w:val="000000"/>
+        <w:sz w:val="20"/>
       </w:rPr>
       <w:fldChar w:fldCharType="separate"/>
     </w:r>
     <w:r>
       <w:rPr>
-        <w:sz w:val="18"/>
+        <w:rFonts w:ascii="Times New Roman" w:hAnsi="Times New Roman" w:eastAsia="Times New Roman" w:cs="Times New Roman"/>
+        <w:b w:val="0"/>
+        <w:color w:val="000000"/>
+        <w:sz w:val="20"/>
       </w:rPr>
       <w:t>1</w:t>
     </w:r>
     <w:r>
       <w:rPr>
-        <w:sz w:val="18"/>
+        <w:rFonts w:ascii="Times New Roman" w:hAnsi="Times New Roman" w:eastAsia="Times New Roman" w:cs="Times New Roman"/>
+        <w:b w:val="0"/>
+        <w:color w:val="000000"/>
+        <w:sz w:val="20"/>
       </w:rPr>
       <w:fldChar w:fldCharType="end"/>
     </w:r>
     <w:r>
       <w:rPr>
+        <w:rFonts w:ascii="Times New Roman" w:hAnsi="Times New Roman" w:eastAsia="Times New Roman" w:cs="Times New Roman"/>
+        <w:b w:val="0"/>
         <w:color w:val="000000"/>
-        <w:sz w:val="18"/>
+        <w:sz w:val="20"/>
       </w:rPr>
       <w:t xml:space="preserve"> 页 / 共 </w:t>
     </w:r>
     <w:r>
       <w:rPr>
+        <w:rFonts w:ascii="Times New Roman" w:hAnsi="Times New Roman" w:eastAsia="Times New Roman" w:cs="Times New Roman"/>
+        <w:b w:val="0"/>
         <w:color w:val="000000"/>
-        <w:sz w:val="18"/>
+        <w:sz w:val="20"/>
       </w:rPr>
       <w:fldChar w:fldCharType="begin"/>
     </w:r>
     <w:r>
       <w:rPr>
-        <w:sz w:val="18"/>
+        <w:rFonts w:ascii="Times New Roman" w:hAnsi="Times New Roman" w:eastAsia="Times New Roman" w:cs="Times New Roman"/>
+        <w:b w:val="0"/>
+        <w:color w:val="000000"/>
+        <w:sz w:val="20"/>
       </w:rPr>
       <w:instrText xml:space="preserve"> NUMPAGES </w:instrText>
     </w:r>
     <w:r>
       <w:rPr>
-        <w:sz w:val="18"/>
+        <w:rFonts w:ascii="Times New Roman" w:hAnsi="Times New Roman" w:eastAsia="Times New Roman" w:cs="Times New Roman"/>
+        <w:b w:val="0"/>
+        <w:color w:val="000000"/>
+        <w:sz w:val="20"/>
       </w:rPr>
       <w:fldChar w:fldCharType="separate"/>
     </w:r>
     <w:r>
       <w:rPr>
-        <w:sz w:val="18"/>
+        <w:rFonts w:ascii="Times New Roman" w:hAnsi="Times New Roman" w:eastAsia="Times New Roman" w:cs="Times New Roman"/>
+        <w:b w:val="0"/>
+        <w:color w:val="000000"/>
+        <w:sz w:val="20"/>
       </w:rPr>
       <w:t>1</w:t>
     </w:r>
     <w:r>
       <w:rPr>
-        <w:sz w:val="18"/>
+        <w:rFonts w:ascii="Times New Roman" w:hAnsi="Times New Roman" w:eastAsia="Times New Roman" w:cs="Times New Roman"/>
+        <w:b w:val="0"/>
+        <w:color w:val="000000"/>
+        <w:sz w:val="20"/>
       </w:rPr>
       <w:fldChar w:fldCharType="end"/>
     </w:r>
     <w:r>
       <w:rPr>
+        <w:rFonts w:ascii="Times New Roman" w:hAnsi="Times New Roman" w:eastAsia="Times New Roman" w:cs="Times New Roman"/>
+        <w:b w:val="0"/>
         <w:color w:val="000000"/>
-        <w:sz w:val="18"/>
+        <w:sz w:val="20"/>
       </w:rPr>
       <w:t xml:space="preserve"> 页</w:t>
     </w:r>
@@ -630,10 +851,12 @@
     </w:pPr>
     <w:r>
       <w:rPr>
+        <w:rFonts w:ascii="Times New Roman" w:hAnsi="Times New Roman" w:eastAsia="Times New Roman" w:cs="Times New Roman"/>
+        <w:b w:val="0"/>
         <w:color w:val="000000"/>
         <w:sz w:val="18"/>
       </w:rPr>
-      <w:t>附录-常用理化常数与数据表-学生版</w:t>
+      <w:t xml:space="preserve">附录-常用理化常数与数据表</w:t>
     </w:r>
   </w:p>
 </w:hdr>
@@ -798,7 +1021,7 @@
     <ns0:rPr>
       <ns0:rFonts ns0:ascii="Times New Roman" ns0:cs="Times New Roman" ns0:eastAsia="SimHei" ns0:hAnsi="Times New Roman"/>
       <ns0:b/>
-      <ns0:color ns0:val="17324D"/>
+      <ns0:color ns0:val="000000"/>
       <ns0:sz ns0:val="44"/>
       <ns0:szCs ns0:val="56"/>
     </ns0:rPr>
@@ -940,7 +1163,7 @@
     <ns0:rPr>
       <ns0:rFonts ns0:ascii="Times New Roman" ns0:cs="Times New Roman" ns0:eastAsia="SimHei" ns0:hAnsi="Times New Roman"/>
       <ns0:b/>
-      <ns0:color ns0:val="17324D"/>
+      <ns0:color ns0:val="000000"/>
       <ns0:sz ns0:val="32"/>
       <ns0:szCs ns0:val="40"/>
     </ns0:rPr>
@@ -964,7 +1187,7 @@
     <ns0:rPr>
       <ns0:rFonts ns0:ascii="Times New Roman" ns0:cs="Times New Roman" ns0:eastAsia="SimHei" ns0:hAnsi="Times New Roman"/>
       <ns0:b/>
-      <ns0:color ns0:val="17324D"/>
+      <ns0:color ns0:val="000000"/>
       <ns0:sz ns0:val="28"/>
       <ns0:szCs ns0:val="32"/>
     </ns0:rPr>
@@ -988,7 +1211,7 @@
     <ns0:rPr>
       <ns0:rFonts ns0:ascii="Times New Roman" ns0:cs="Times New Roman" ns0:eastAsia="SimHei" ns0:hAnsi="Times New Roman"/>
       <ns0:b/>
-      <ns0:color ns0:val="17324D"/>
+      <ns0:color ns0:val="000000"/>
       <ns0:sz ns0:val="25"/>
       <ns0:szCs ns0:val="28"/>
     </ns0:rPr>
@@ -1464,7 +1687,7 @@
     <w:rPr>
       <w:rFonts w:ascii="Times New Roman" w:hAnsi="Times New Roman" w:eastAsia="FangSong" w:cs="Times New Roman"/>
       <w:b/>
-      <w:color w:val="000000"/>
+      <w:color w:val="007020"/>
     </w:rPr>
   </w:style>
   <w:style w:type="character" w:customStyle="1" w:styleId="DataTypeTok">
@@ -1472,7 +1695,7 @@
     <w:basedOn w:val="VerbatimChar"/>
     <w:rPr>
       <w:rFonts w:ascii="Times New Roman" w:hAnsi="Times New Roman" w:eastAsia="FangSong" w:cs="Times New Roman"/>
-      <w:color w:val="000000"/>
+      <w:color w:val="902000"/>
     </w:rPr>
   </w:style>
   <w:style w:type="character" w:customStyle="1" w:styleId="DecValTok">
@@ -1480,7 +1703,7 @@
     <w:basedOn w:val="VerbatimChar"/>
     <w:rPr>
       <w:rFonts w:ascii="Times New Roman" w:hAnsi="Times New Roman" w:eastAsia="FangSong" w:cs="Times New Roman"/>
-      <w:color w:val="000000"/>
+      <w:color w:val="40a070"/>
     </w:rPr>
   </w:style>
   <w:style w:type="character" w:customStyle="1" w:styleId="BaseNTok">
@@ -1488,7 +1711,7 @@
     <w:basedOn w:val="VerbatimChar"/>
     <w:rPr>
       <w:rFonts w:ascii="Times New Roman" w:hAnsi="Times New Roman" w:eastAsia="FangSong" w:cs="Times New Roman"/>
-      <w:color w:val="000000"/>
+      <w:color w:val="40a070"/>
     </w:rPr>
   </w:style>
   <w:style w:type="character" w:customStyle="1" w:styleId="FloatTok">
@@ -1496,7 +1719,7 @@
     <w:basedOn w:val="VerbatimChar"/>
     <w:rPr>
       <w:rFonts w:ascii="Times New Roman" w:hAnsi="Times New Roman" w:eastAsia="FangSong" w:cs="Times New Roman"/>
-      <w:color w:val="000000"/>
+      <w:color w:val="40a070"/>
     </w:rPr>
   </w:style>
   <w:style w:type="character" w:customStyle="1" w:styleId="ConstantTok">
@@ -1504,7 +1727,7 @@
     <w:basedOn w:val="VerbatimChar"/>
     <w:rPr>
       <w:rFonts w:ascii="Times New Roman" w:hAnsi="Times New Roman" w:eastAsia="FangSong" w:cs="Times New Roman"/>
-      <w:color w:val="000000"/>
+      <w:color w:val="880000"/>
     </w:rPr>
   </w:style>
   <w:style w:type="character" w:customStyle="1" w:styleId="CharTok">
@@ -1512,7 +1735,7 @@
     <w:basedOn w:val="VerbatimChar"/>
     <w:rPr>
       <w:rFonts w:ascii="Times New Roman" w:hAnsi="Times New Roman" w:eastAsia="FangSong" w:cs="Times New Roman"/>
-      <w:color w:val="000000"/>
+      <w:color w:val="4070a0"/>
     </w:rPr>
   </w:style>
   <w:style w:type="character" w:customStyle="1" w:styleId="SpecialCharTok">
@@ -1520,7 +1743,7 @@
     <w:basedOn w:val="VerbatimChar"/>
     <w:rPr>
       <w:rFonts w:ascii="Times New Roman" w:hAnsi="Times New Roman" w:eastAsia="FangSong" w:cs="Times New Roman"/>
-      <w:color w:val="000000"/>
+      <w:color w:val="4070a0"/>
     </w:rPr>
   </w:style>
   <w:style w:type="character" w:customStyle="1" w:styleId="StringTok">
@@ -1528,7 +1751,7 @@
     <w:basedOn w:val="VerbatimChar"/>
     <w:rPr>
       <w:rFonts w:ascii="Times New Roman" w:hAnsi="Times New Roman" w:eastAsia="FangSong" w:cs="Times New Roman"/>
-      <w:color w:val="000000"/>
+      <w:color w:val="4070a0"/>
     </w:rPr>
   </w:style>
   <w:style w:type="character" w:customStyle="1" w:styleId="VerbatimStringTok">
@@ -1536,7 +1759,7 @@
     <w:basedOn w:val="VerbatimChar"/>
     <w:rPr>
       <w:rFonts w:ascii="Times New Roman" w:hAnsi="Times New Roman" w:eastAsia="FangSong" w:cs="Times New Roman"/>
-      <w:color w:val="000000"/>
+      <w:color w:val="4070a0"/>
     </w:rPr>
   </w:style>
   <w:style w:type="character" w:customStyle="1" w:styleId="SpecialStringTok">
@@ -1544,7 +1767,7 @@
     <w:basedOn w:val="VerbatimChar"/>
     <w:rPr>
       <w:rFonts w:ascii="Times New Roman" w:hAnsi="Times New Roman" w:eastAsia="FangSong" w:cs="Times New Roman"/>
-      <w:color w:val="000000"/>
+      <w:color w:val="bb6688"/>
     </w:rPr>
   </w:style>
   <w:style w:type="character" w:customStyle="1" w:styleId="ImportTok">
@@ -1553,7 +1776,7 @@
     <w:rPr>
       <w:rFonts w:ascii="Times New Roman" w:hAnsi="Times New Roman" w:eastAsia="FangSong" w:cs="Times New Roman"/>
       <w:b/>
-      <w:color w:val="000000"/>
+      <w:color w:val="008000"/>
     </w:rPr>
   </w:style>
   <w:style w:type="character" w:customStyle="1" w:styleId="CommentTok">
@@ -1562,7 +1785,7 @@
     <w:rPr>
       <w:rFonts w:ascii="Times New Roman" w:hAnsi="Times New Roman" w:eastAsia="FangSong" w:cs="Times New Roman"/>
       <w:i/>
-      <w:color w:val="000000"/>
+      <w:color w:val="60a0b0"/>
     </w:rPr>
   </w:style>
   <w:style w:type="character" w:customStyle="1" w:styleId="DocumentationTok">
@@ -1571,7 +1794,7 @@
     <w:rPr>
       <w:rFonts w:ascii="Times New Roman" w:hAnsi="Times New Roman" w:eastAsia="FangSong" w:cs="Times New Roman"/>
       <w:i/>
-      <w:color w:val="000000"/>
+      <w:color w:val="ba2121"/>
     </w:rPr>
   </w:style>
   <w:style w:type="character" w:customStyle="1" w:styleId="AnnotationTok">
@@ -1581,7 +1804,7 @@
       <w:rFonts w:ascii="Times New Roman" w:hAnsi="Times New Roman" w:eastAsia="FangSong" w:cs="Times New Roman"/>
       <w:b/>
       <w:i/>
-      <w:color w:val="000000"/>
+      <w:color w:val="60a0b0"/>
     </w:rPr>
   </w:style>
   <w:style w:type="character" w:customStyle="1" w:styleId="CommentVarTok">
@@ -1591,7 +1814,7 @@
       <w:rFonts w:ascii="Times New Roman" w:hAnsi="Times New Roman" w:eastAsia="FangSong" w:cs="Times New Roman"/>
       <w:b/>
       <w:i/>
-      <w:color w:val="000000"/>
+      <w:color w:val="60a0b0"/>
     </w:rPr>
   </w:style>
   <w:style w:type="character" w:customStyle="1" w:styleId="OtherTok">
@@ -1599,7 +1822,7 @@
     <w:basedOn w:val="VerbatimChar"/>
     <w:rPr>
       <w:rFonts w:ascii="Times New Roman" w:hAnsi="Times New Roman" w:eastAsia="FangSong" w:cs="Times New Roman"/>
-      <w:color w:val="000000"/>
+      <w:color w:val="007020"/>
     </w:rPr>
   </w:style>
   <w:style w:type="character" w:customStyle="1" w:styleId="FunctionTok">
@@ -1607,7 +1830,7 @@
     <w:basedOn w:val="VerbatimChar"/>
     <w:rPr>
       <w:rFonts w:ascii="Times New Roman" w:hAnsi="Times New Roman" w:eastAsia="FangSong" w:cs="Times New Roman"/>
-      <w:color w:val="000000"/>
+      <w:color w:val="06287e"/>
     </w:rPr>
   </w:style>
   <w:style w:type="character" w:customStyle="1" w:styleId="VariableTok">
@@ -1615,7 +1838,7 @@
     <w:basedOn w:val="VerbatimChar"/>
     <w:rPr>
       <w:rFonts w:ascii="Times New Roman" w:hAnsi="Times New Roman" w:eastAsia="FangSong" w:cs="Times New Roman"/>
-      <w:color w:val="000000"/>
+      <w:color w:val="19177c"/>
     </w:rPr>
   </w:style>
   <w:style w:type="character" w:customStyle="1" w:styleId="ControlFlowTok">
@@ -1624,7 +1847,7 @@
     <w:rPr>
       <w:rFonts w:ascii="Times New Roman" w:hAnsi="Times New Roman" w:eastAsia="FangSong" w:cs="Times New Roman"/>
       <w:b/>
-      <w:color w:val="000000"/>
+      <w:color w:val="007020"/>
     </w:rPr>
   </w:style>
   <w:style w:type="character" w:customStyle="1" w:styleId="OperatorTok">
@@ -1632,7 +1855,7 @@
     <w:basedOn w:val="VerbatimChar"/>
     <w:rPr>
       <w:rFonts w:ascii="Times New Roman" w:hAnsi="Times New Roman" w:eastAsia="FangSong" w:cs="Times New Roman"/>
-      <w:color w:val="000000"/>
+      <w:color w:val="666666"/>
     </w:rPr>
   </w:style>
   <w:style w:type="character" w:customStyle="1" w:styleId="BuiltInTok">
@@ -1640,7 +1863,7 @@
     <w:basedOn w:val="VerbatimChar"/>
     <w:rPr>
       <w:rFonts w:ascii="Times New Roman" w:hAnsi="Times New Roman" w:eastAsia="FangSong" w:cs="Times New Roman"/>
-      <w:color w:val="000000"/>
+      <w:color w:val="008000"/>
     </w:rPr>
   </w:style>
   <w:style w:type="character" w:customStyle="1" w:styleId="ExtensionTok">
@@ -1655,7 +1878,7 @@
     <w:basedOn w:val="VerbatimChar"/>
     <w:rPr>
       <w:rFonts w:ascii="Times New Roman" w:hAnsi="Times New Roman" w:eastAsia="FangSong" w:cs="Times New Roman"/>
-      <w:color w:val="000000"/>
+      <w:color w:val="bc7a00"/>
     </w:rPr>
   </w:style>
   <w:style w:type="character" w:customStyle="1" w:styleId="AttributeTok">
@@ -1663,7 +1886,7 @@
     <w:basedOn w:val="VerbatimChar"/>
     <w:rPr>
       <w:rFonts w:ascii="Times New Roman" w:hAnsi="Times New Roman" w:eastAsia="FangSong" w:cs="Times New Roman"/>
-      <w:color w:val="000000"/>
+      <w:color w:val="7d9029"/>
     </w:rPr>
   </w:style>
   <w:style w:type="character" w:customStyle="1" w:styleId="RegionMarkerTok">
@@ -1680,7 +1903,7 @@
       <w:rFonts w:ascii="Times New Roman" w:hAnsi="Times New Roman" w:eastAsia="FangSong" w:cs="Times New Roman"/>
       <w:b/>
       <w:i/>
-      <w:color w:val="000000"/>
+      <w:color w:val="60a0b0"/>
     </w:rPr>
   </w:style>
   <w:style w:type="character" w:customStyle="1" w:styleId="WarningTok">
@@ -1690,7 +1913,7 @@
       <w:rFonts w:ascii="Times New Roman" w:hAnsi="Times New Roman" w:eastAsia="FangSong" w:cs="Times New Roman"/>
       <w:b/>
       <w:i/>
-      <w:color w:val="000000"/>
+      <w:color w:val="60a0b0"/>
     </w:rPr>
   </w:style>
   <w:style w:type="character" w:customStyle="1" w:styleId="AlertTok">
@@ -1699,7 +1922,7 @@
     <w:rPr>
       <w:rFonts w:ascii="Times New Roman" w:hAnsi="Times New Roman" w:eastAsia="FangSong" w:cs="Times New Roman"/>
       <w:b/>
-      <w:color w:val="000000"/>
+      <w:color w:val="ff0000"/>
     </w:rPr>
   </w:style>
   <w:style w:type="character" w:customStyle="1" w:styleId="ErrorTok">
@@ -1708,7 +1931,7 @@
     <w:rPr>
       <w:rFonts w:ascii="Times New Roman" w:hAnsi="Times New Roman" w:eastAsia="FangSong" w:cs="Times New Roman"/>
       <w:b/>
-      <w:color w:val="000000"/>
+      <w:color w:val="ff0000"/>
     </w:rPr>
   </w:style>
   <w:style w:type="character" w:customStyle="1" w:styleId="NormalTok">

--- a/00-首页/题组Word/习题书/附录-常用理化常数与数据表-学生版-打印版.docx
+++ b/00-首页/题组Word/习题书/附录-常用理化常数与数据表-学生版-打印版.docx
@@ -677,7 +677,6 @@
     <w:bookmarkEnd w:id="33"/>
     <w:bookmarkEnd w:id="34"/>
     <w:sectPr>
-      <w:headerReference w:type="default" r:id="rId31"/>
       <w:footerReference w:type="default" r:id="rId10"/>
       <w:footnotePr>
         <w:numRestart w:val="eachSect"/>
@@ -704,16 +703,6 @@
       <w:rPr>
         <w:rFonts w:ascii="Times New Roman" w:hAnsi="Times New Roman" w:eastAsia="Times New Roman" w:cs="Times New Roman"/>
         <w:b w:val="0"/>
-        <w:color w:val="000000"/>
-        <w:sz w:val="20"/>
-      </w:rPr>
-      <w:t xml:space="preserve">第 </w:t>
-    </w:r>
-    <w:r>
-      <w:rPr>
-        <w:rFonts w:ascii="Times New Roman" w:hAnsi="Times New Roman" w:eastAsia="Times New Roman" w:cs="Times New Roman"/>
-        <w:b w:val="0"/>
-        <w:color w:val="000000"/>
         <w:sz w:val="20"/>
       </w:rPr>
       <w:fldChar w:fldCharType="begin"/>
@@ -722,7 +711,6 @@
       <w:rPr>
         <w:rFonts w:ascii="Times New Roman" w:hAnsi="Times New Roman" w:eastAsia="Times New Roman" w:cs="Times New Roman"/>
         <w:b w:val="0"/>
-        <w:color w:val="000000"/>
         <w:sz w:val="20"/>
       </w:rPr>
       <w:instrText xml:space="preserve"> PAGE </w:instrText>
@@ -731,91 +719,9 @@
       <w:rPr>
         <w:rFonts w:ascii="Times New Roman" w:hAnsi="Times New Roman" w:eastAsia="Times New Roman" w:cs="Times New Roman"/>
         <w:b w:val="0"/>
-        <w:color w:val="000000"/>
-        <w:sz w:val="20"/>
-      </w:rPr>
-      <w:fldChar w:fldCharType="separate"/>
-    </w:r>
-    <w:r>
-      <w:rPr>
-        <w:rFonts w:ascii="Times New Roman" w:hAnsi="Times New Roman" w:eastAsia="Times New Roman" w:cs="Times New Roman"/>
-        <w:b w:val="0"/>
-        <w:color w:val="000000"/>
-        <w:sz w:val="20"/>
-      </w:rPr>
-      <w:t>1</w:t>
-    </w:r>
-    <w:r>
-      <w:rPr>
-        <w:rFonts w:ascii="Times New Roman" w:hAnsi="Times New Roman" w:eastAsia="Times New Roman" w:cs="Times New Roman"/>
-        <w:b w:val="0"/>
-        <w:color w:val="000000"/>
         <w:sz w:val="20"/>
       </w:rPr>
       <w:fldChar w:fldCharType="end"/>
-    </w:r>
-    <w:r>
-      <w:rPr>
-        <w:rFonts w:ascii="Times New Roman" w:hAnsi="Times New Roman" w:eastAsia="Times New Roman" w:cs="Times New Roman"/>
-        <w:b w:val="0"/>
-        <w:color w:val="000000"/>
-        <w:sz w:val="20"/>
-      </w:rPr>
-      <w:t xml:space="preserve"> 页 / 共 </w:t>
-    </w:r>
-    <w:r>
-      <w:rPr>
-        <w:rFonts w:ascii="Times New Roman" w:hAnsi="Times New Roman" w:eastAsia="Times New Roman" w:cs="Times New Roman"/>
-        <w:b w:val="0"/>
-        <w:color w:val="000000"/>
-        <w:sz w:val="20"/>
-      </w:rPr>
-      <w:fldChar w:fldCharType="begin"/>
-    </w:r>
-    <w:r>
-      <w:rPr>
-        <w:rFonts w:ascii="Times New Roman" w:hAnsi="Times New Roman" w:eastAsia="Times New Roman" w:cs="Times New Roman"/>
-        <w:b w:val="0"/>
-        <w:color w:val="000000"/>
-        <w:sz w:val="20"/>
-      </w:rPr>
-      <w:instrText xml:space="preserve"> NUMPAGES </w:instrText>
-    </w:r>
-    <w:r>
-      <w:rPr>
-        <w:rFonts w:ascii="Times New Roman" w:hAnsi="Times New Roman" w:eastAsia="Times New Roman" w:cs="Times New Roman"/>
-        <w:b w:val="0"/>
-        <w:color w:val="000000"/>
-        <w:sz w:val="20"/>
-      </w:rPr>
-      <w:fldChar w:fldCharType="separate"/>
-    </w:r>
-    <w:r>
-      <w:rPr>
-        <w:rFonts w:ascii="Times New Roman" w:hAnsi="Times New Roman" w:eastAsia="Times New Roman" w:cs="Times New Roman"/>
-        <w:b w:val="0"/>
-        <w:color w:val="000000"/>
-        <w:sz w:val="20"/>
-      </w:rPr>
-      <w:t>1</w:t>
-    </w:r>
-    <w:r>
-      <w:rPr>
-        <w:rFonts w:ascii="Times New Roman" w:hAnsi="Times New Roman" w:eastAsia="Times New Roman" w:cs="Times New Roman"/>
-        <w:b w:val="0"/>
-        <w:color w:val="000000"/>
-        <w:sz w:val="20"/>
-      </w:rPr>
-      <w:fldChar w:fldCharType="end"/>
-    </w:r>
-    <w:r>
-      <w:rPr>
-        <w:rFonts w:ascii="Times New Roman" w:hAnsi="Times New Roman" w:eastAsia="Times New Roman" w:cs="Times New Roman"/>
-        <w:b w:val="0"/>
-        <w:color w:val="000000"/>
-        <w:sz w:val="20"/>
-      </w:rPr>
-      <w:t xml:space="preserve"> 页</w:t>
     </w:r>
   </w:p>
 </w:ftr>
@@ -838,28 +744,6 @@
     </w:p>
   </w:footnote>
 </w:footnotes>
-</file>
-
-<file path=word/header1.xml><?xml version="1.0" encoding="utf-8"?>
-<w:hdr xmlns:m="http://schemas.openxmlformats.org/officeDocument/2006/math" xmlns:mc="http://schemas.openxmlformats.org/markup-compatibility/2006" xmlns:mo="http://schemas.microsoft.com/office/mac/office/2008/main" xmlns:mv="urn:schemas-microsoft-com:mac:vml" xmlns:o="urn:schemas-microsoft-com:office:office" xmlns:r="http://schemas.openxmlformats.org/officeDocument/2006/relationships" xmlns:v="urn:schemas-microsoft-com:vml" xmlns:w10="urn:schemas-microsoft-com:office:word" xmlns:w14="http://schemas.microsoft.com/office/word/2010/wordml" xmlns:w="http://schemas.openxmlformats.org/wordprocessingml/2006/main" xmlns:wne="http://schemas.microsoft.com/office/word/2006/wordml" xmlns:wp14="http://schemas.microsoft.com/office/word/2010/wordprocessingDrawing" xmlns:wp="http://schemas.openxmlformats.org/drawingml/2006/wordprocessingDrawing" xmlns:wpc="http://schemas.microsoft.com/office/word/2010/wordprocessingCanvas" xmlns:wpg="http://schemas.microsoft.com/office/word/2010/wordprocessingGroup" xmlns:wpi="http://schemas.microsoft.com/office/word/2010/wordprocessingInk" xmlns:wps="http://schemas.microsoft.com/office/word/2010/wordprocessingShape" mc:Ignorable="w14 wp14">
-  <w:p>
-    <w:pPr>
-      <w:jc w:val="right"/>
-      <w:pBdr>
-        <w:bottom w:val="single" w:sz="4" w:space="2" w:color="000000"/>
-      </w:pBdr>
-    </w:pPr>
-    <w:r>
-      <w:rPr>
-        <w:rFonts w:ascii="Times New Roman" w:hAnsi="Times New Roman" w:eastAsia="Times New Roman" w:cs="Times New Roman"/>
-        <w:b w:val="0"/>
-        <w:color w:val="000000"/>
-        <w:sz w:val="18"/>
-      </w:rPr>
-      <w:t xml:space="preserve">附录-常用理化常数与数据表</w:t>
-    </w:r>
-  </w:p>
-</w:hdr>
 </file>
 
 <file path=word/numbering.xml><?xml version="1.0" encoding="utf-8"?>
